--- a/docs/factsheets/f-lawsofindices.docx
+++ b/docs/factsheets/f-lawsofindices.docx
@@ -52,7 +52,7 @@
         </w:rPr>
         <w:t xml:space="preserve"> </w:t>
       </w:r>
-      <w:hyperlink r:id="rId20">
+      <w:hyperlink r:id="rId9">
         <w:r>
           <w:rPr>
             <w:rStyle w:val="Hyperlink"/>
@@ -143,7 +143,7 @@
         <w:t xml:space="preserve">is a positive whole number.</w:t>
       </w:r>
     </w:p>
-    <w:bookmarkStart w:id="22" w:name="laws-of-indices"/>
+    <w:bookmarkStart w:id="11" w:name="laws-of-indices"/>
     <w:p>
       <w:pPr>
         <w:pStyle w:val="Heading2"/>
@@ -342,30 +342,32 @@
         <m:r>
           <m:t> </m:t>
         </m:r>
+        <m:r>
+          <m:rPr>
+            <m:sty m:val="p"/>
+          </m:rPr>
+          <m:t>(</m:t>
+        </m:r>
         <m:sSup>
           <m:e>
-            <m:d>
-              <m:dPr>
-                <m:begChr m:val="("/>
-                <m:sepChr m:val=""/>
-                <m:endChr m:val=")"/>
-                <m:grow/>
-              </m:dPr>
-              <m:e>
-                <m:sSup>
-                  <m:e>
-                    <m:r>
-                      <m:t>a</m:t>
-                    </m:r>
-                  </m:e>
-                  <m:sup>
-                    <m:r>
-                      <m:t>r</m:t>
-                    </m:r>
-                  </m:sup>
-                </m:sSup>
-              </m:e>
-            </m:d>
+            <m:r>
+              <m:t>a</m:t>
+            </m:r>
+          </m:e>
+          <m:sup>
+            <m:r>
+              <m:t>r</m:t>
+            </m:r>
+          </m:sup>
+        </m:sSup>
+        <m:sSup>
+          <m:e>
+            <m:r>
+              <m:rPr>
+                <m:sty m:val="p"/>
+              </m:rPr>
+              <m:t>)</m:t>
+            </m:r>
           </m:e>
           <m:sup>
             <m:r>
@@ -659,24 +661,26 @@
           </m:rPr>
           <m:t>=</m:t>
         </m:r>
+        <m:r>
+          <m:rPr>
+            <m:sty m:val="p"/>
+          </m:rPr>
+          <m:t>(</m:t>
+        </m:r>
+        <m:r>
+          <m:t>a</m:t>
+        </m:r>
+        <m:r>
+          <m:t>b</m:t>
+        </m:r>
         <m:sSup>
           <m:e>
-            <m:d>
-              <m:dPr>
-                <m:begChr m:val="("/>
-                <m:sepChr m:val=""/>
-                <m:endChr m:val=")"/>
-                <m:grow/>
-              </m:dPr>
-              <m:e>
-                <m:r>
-                  <m:t>a</m:t>
-                </m:r>
-                <m:r>
-                  <m:t>b</m:t>
-                </m:r>
-              </m:e>
-            </m:d>
+            <m:r>
+              <m:rPr>
+                <m:sty m:val="p"/>
+              </m:rPr>
+              <m:t>)</m:t>
+            </m:r>
           </m:e>
           <m:sup>
             <m:r>
@@ -967,7 +971,7 @@
       <w:pPr>
         <w:pStyle w:val="BodyText"/>
       </w:pPr>
-      <w:hyperlink r:id="rId21">
+      <w:hyperlink r:id="rId10">
         <w:r>
           <w:rPr>
             <w:rStyle w:val="Hyperlink"/>
@@ -990,8 +994,8 @@
         </w:pict>
       </w:r>
     </w:p>
-    <w:bookmarkEnd w:id="22"/>
-    <w:bookmarkStart w:id="24" w:name="version-history"/>
+    <w:bookmarkEnd w:id="11"/>
+    <w:bookmarkStart w:id="13" w:name="version-history"/>
     <w:p>
       <w:pPr>
         <w:pStyle w:val="Heading2"/>
@@ -1012,7 +1016,7 @@
       <w:pPr>
         <w:pStyle w:val="BodyText"/>
       </w:pPr>
-      <w:hyperlink r:id="rId23">
+      <w:hyperlink r:id="rId12">
         <w:r>
           <w:rPr>
             <w:rStyle w:val="Hyperlink"/>
@@ -1021,7 +1025,7 @@
         </w:r>
       </w:hyperlink>
     </w:p>
-    <w:bookmarkEnd w:id="24"/>
+    <w:bookmarkEnd w:id="13"/>
     <w:sectPr>
       <w:pgSz w:h="15840" w:w="12240"/>
       <w:pgMar w:bottom="1440" w:footer="720" w:gutter="0" w:header="720" w:left="1440" w:right="1440" w:top="1440"/>
